--- a/c12/FILM-Excel-12-Interpretare.docx
+++ b/c12/FILM-Excel-12-Interpretare.docx
@@ -12,7 +12,7 @@
           <w:color w:val="1F2A44"/>
           <w:sz w:val="32"/>
         </w:rPr>
-        <w:t>FILM · C12 INTERPRETARE</w:t>
+        <w:t>FILM · C12 INTERPRETAREA REZULTATELOR</w:t>
       </w:r>
     </w:p>
     <w:p>
@@ -392,7 +392,7 @@
     </w:p>
     <w:p>
       <w:r>
-        <w:t>Construcția 12 INTERPRETARE preia clasamentul de la construcția precedentă. Comparațiile au arătat CARE conduce și cu cât diferă: avem un rezultat numeric corect. Acum nu mai întrebăm care, ci de ce: și transformăm rezultatul în explicație.</w:t>
+        <w:t>Construcția 12 INTERPRETAREA REZULTATELOR preia clasamentul de la construcția precedentă. Comparațiile au arătat CARE conduce și cu cât diferă: avem un rezultat numeric corect. Acum nu mai întrebăm care, ci de ce: și transformăm rezultatul în explicație.</w:t>
       </w:r>
     </w:p>
     <w:p>
